--- a/zht/docx/170.content.docx
+++ b/zht/docx/170.content.docx
@@ -453,18 +453,12 @@
           <w:lang w:val="zh_TW" w:bidi="zh_TW"/>
         </w:rPr>
       </w:r>
-      <w:hyperlink r:id="rId13">
-        <w:r>
-          <w:rPr>
-            <w:lang w:val="zh_TW" w:bidi="zh_TW"/>
-          </w:rPr>
-          <w:rPr>
-            <w:color w:val="0000EE"/>
-            <w:u w:val="single"/>
-          </w:rPr>
-          <w:t>使徒行傳6:5</w:t>
-        </w:r>
-      </w:hyperlink>
+      <w:r>
+        <w:rPr>
+          <w:lang w:val="zh_TW" w:bidi="zh_TW"/>
+        </w:rPr>
+        <w:t>使徒行傳6:5</w:t>
+      </w:r>
     </w:p>
     <w:p>
       <w:pPr>
@@ -477,18 +471,12 @@
           <w:lang w:val="zh_TW" w:bidi="zh_TW"/>
         </w:rPr>
       </w:r>
-      <w:hyperlink r:id="rId14">
-        <w:r>
-          <w:rPr>
-            <w:lang w:val="zh_TW" w:bidi="zh_TW"/>
-          </w:rPr>
-          <w:rPr>
-            <w:color w:val="0000EE"/>
-            <w:u w:val="single"/>
-          </w:rPr>
-          <w:t>使徒行傳6:9</w:t>
-        </w:r>
-      </w:hyperlink>
+      <w:r>
+        <w:rPr>
+          <w:lang w:val="zh_TW" w:bidi="zh_TW"/>
+        </w:rPr>
+        <w:t>使徒行傳6:9</w:t>
+      </w:r>
     </w:p>
     <w:p>
       <w:pPr>
@@ -501,18 +489,12 @@
           <w:lang w:val="zh_TW" w:bidi="zh_TW"/>
         </w:rPr>
       </w:r>
-      <w:hyperlink r:id="rId15">
-        <w:r>
-          <w:rPr>
-            <w:lang w:val="zh_TW" w:bidi="zh_TW"/>
-          </w:rPr>
-          <w:rPr>
-            <w:color w:val="0000EE"/>
-            <w:u w:val="single"/>
-          </w:rPr>
-          <w:t>使徒行傳6:10–11</w:t>
-        </w:r>
-      </w:hyperlink>
+      <w:r>
+        <w:rPr>
+          <w:lang w:val="zh_TW" w:bidi="zh_TW"/>
+        </w:rPr>
+        <w:t>使徒行傳6:10–11</w:t>
+      </w:r>
     </w:p>
     <w:p>
       <w:pPr>
@@ -525,18 +507,12 @@
           <w:lang w:val="zh_TW" w:bidi="zh_TW"/>
         </w:rPr>
       </w:r>
-      <w:hyperlink r:id="rId16">
-        <w:r>
-          <w:rPr>
-            <w:lang w:val="zh_TW" w:bidi="zh_TW"/>
-          </w:rPr>
-          <w:rPr>
-            <w:color w:val="0000EE"/>
-            <w:u w:val="single"/>
-          </w:rPr>
-          <w:t>使徒行傳6:12</w:t>
-        </w:r>
-      </w:hyperlink>
+      <w:r>
+        <w:rPr>
+          <w:lang w:val="zh_TW" w:bidi="zh_TW"/>
+        </w:rPr>
+        <w:t>使徒行傳6:12</w:t>
+      </w:r>
     </w:p>
     <w:p>
       <w:pPr>
@@ -549,18 +525,12 @@
           <w:lang w:val="zh_TW" w:bidi="zh_TW"/>
         </w:rPr>
       </w:r>
-      <w:hyperlink r:id="rId17">
-        <w:r>
-          <w:rPr>
-            <w:lang w:val="zh_TW" w:bidi="zh_TW"/>
-          </w:rPr>
-          <w:rPr>
-            <w:color w:val="0000EE"/>
-            <w:u w:val="single"/>
-          </w:rPr>
-          <w:t>使徒行傳7:59</w:t>
-        </w:r>
-      </w:hyperlink>
+      <w:r>
+        <w:rPr>
+          <w:lang w:val="zh_TW" w:bidi="zh_TW"/>
+        </w:rPr>
+        <w:t>使徒行傳7:59</w:t>
+      </w:r>
     </w:p>
     <w:p>
       <w:pPr>
@@ -573,18 +543,12 @@
           <w:lang w:val="zh_TW" w:bidi="zh_TW"/>
         </w:rPr>
       </w:r>
-      <w:hyperlink r:id="rId18">
-        <w:r>
-          <w:rPr>
-            <w:lang w:val="zh_TW" w:bidi="zh_TW"/>
-          </w:rPr>
-          <w:rPr>
-            <w:color w:val="0000EE"/>
-            <w:u w:val="single"/>
-          </w:rPr>
-          <w:t>使徒行傳11:19</w:t>
-        </w:r>
-      </w:hyperlink>
+      <w:r>
+        <w:rPr>
+          <w:lang w:val="zh_TW" w:bidi="zh_TW"/>
+        </w:rPr>
+        <w:t>使徒行傳11:19</w:t>
+      </w:r>
     </w:p>
     <w:p>
       <w:pPr>
@@ -597,18 +561,12 @@
           <w:lang w:val="zh_TW" w:bidi="zh_TW"/>
         </w:rPr>
       </w:r>
-      <w:hyperlink r:id="rId19">
-        <w:r>
-          <w:rPr>
-            <w:lang w:val="zh_TW" w:bidi="zh_TW"/>
-          </w:rPr>
-          <w:rPr>
-            <w:color w:val="0000EE"/>
-            <w:u w:val="single"/>
-          </w:rPr>
-          <w:t>使徒行傳22:20</w:t>
-        </w:r>
-      </w:hyperlink>
+      <w:r>
+        <w:rPr>
+          <w:lang w:val="zh_TW" w:bidi="zh_TW"/>
+        </w:rPr>
+        <w:t>使徒行傳22:20</w:t>
+      </w:r>
     </w:p>
     <w:p>
       <w:pPr>
@@ -880,18 +838,12 @@
           <w:lang w:val="zh_TW" w:bidi="zh_TW"/>
         </w:rPr>
       </w:r>
-      <w:hyperlink r:id="rId20">
-        <w:r>
-          <w:rPr>
-            <w:lang w:val="zh_TW" w:bidi="zh_TW"/>
-          </w:rPr>
-          <w:rPr>
-            <w:color w:val="0000EE"/>
-            <w:u w:val="single"/>
-          </w:rPr>
-          <w:t>歷代志下20:1–2</w:t>
-        </w:r>
-      </w:hyperlink>
+      <w:r>
+        <w:rPr>
+          <w:lang w:val="zh_TW" w:bidi="zh_TW"/>
+        </w:rPr>
+        <w:t>歷代志下20:1–2</w:t>
+      </w:r>
     </w:p>
     <w:p>
       <w:pPr>
@@ -904,18 +856,12 @@
           <w:lang w:val="zh_TW" w:bidi="zh_TW"/>
         </w:rPr>
       </w:r>
-      <w:hyperlink r:id="rId21">
-        <w:r>
-          <w:rPr>
-            <w:lang w:val="zh_TW" w:bidi="zh_TW"/>
-          </w:rPr>
-          <w:rPr>
-            <w:color w:val="0000EE"/>
-            <w:u w:val="single"/>
-          </w:rPr>
-          <w:t>申命記3:17</w:t>
-        </w:r>
-      </w:hyperlink>
+      <w:r>
+        <w:rPr>
+          <w:lang w:val="zh_TW" w:bidi="zh_TW"/>
+        </w:rPr>
+        <w:t>申命記3:17</w:t>
+      </w:r>
     </w:p>
     <w:p>
       <w:pPr>
@@ -928,18 +874,12 @@
           <w:lang w:val="zh_TW" w:bidi="zh_TW"/>
         </w:rPr>
       </w:r>
-      <w:hyperlink r:id="rId22">
-        <w:r>
-          <w:rPr>
-            <w:lang w:val="zh_TW" w:bidi="zh_TW"/>
-          </w:rPr>
-          <w:rPr>
-            <w:color w:val="0000EE"/>
-            <w:u w:val="single"/>
-          </w:rPr>
-          <w:t>約書亞記3:14–16</w:t>
-        </w:r>
-      </w:hyperlink>
+      <w:r>
+        <w:rPr>
+          <w:lang w:val="zh_TW" w:bidi="zh_TW"/>
+        </w:rPr>
+        <w:t>約書亞記3:14–16</w:t>
+      </w:r>
     </w:p>
     <w:p>
       <w:pPr>
@@ -952,18 +892,12 @@
           <w:lang w:val="zh_TW" w:bidi="zh_TW"/>
         </w:rPr>
       </w:r>
-      <w:hyperlink r:id="rId23">
-        <w:r>
-          <w:rPr>
-            <w:lang w:val="zh_TW" w:bidi="zh_TW"/>
-          </w:rPr>
-          <w:rPr>
-            <w:color w:val="0000EE"/>
-            <w:u w:val="single"/>
-          </w:rPr>
-          <w:t>民數記34:1–3</w:t>
-        </w:r>
-      </w:hyperlink>
+      <w:r>
+        <w:rPr>
+          <w:lang w:val="zh_TW" w:bidi="zh_TW"/>
+        </w:rPr>
+        <w:t>民數記34:1–3</w:t>
+      </w:r>
     </w:p>
     <w:p>
       <w:pPr>

--- a/zht/docx/170.content.docx
+++ b/zht/docx/170.content.docx
@@ -416,19 +416,7 @@
         <w:rPr>
           <w:lang w:val="zh_TW" w:bidi="zh_TW"/>
         </w:rPr>
-        <w:t>、</w:t>
-      </w:r>
-      <w:r>
-        <w:rPr>
-          <w:lang w:val="zh_TW" w:bidi="zh_TW"/>
-        </w:rPr>
-        <w:t>真實</w:t>
-      </w:r>
-      <w:r>
-        <w:rPr>
-          <w:lang w:val="zh_TW" w:bidi="zh_TW"/>
-        </w:rPr>
-        <w:t>）</w:t>
+        <w:t>、真實）</w:t>
       </w:r>
     </w:p>
     <w:p>
